--- a/uploads/Proposta/Proposta_EXPO CANNABIS_.docx
+++ b/uploads/Proposta/Proposta_EXPO CANNABIS_.docx
@@ -389,7 +389,7 @@
                 <w:szCs w:val="24"/>
                 <w:u w:val="single"/>
               </w:rPr>
-              <w:t xml:space="preserve">10/11/2025 ATÉ: 10/11/2025</w:t>
+              <w:t xml:space="preserve">16/11/2026 ATÉ: 16/11/2026</w:t>
             </w:r>
           </w:p>
         </w:tc>
@@ -445,7 +445,7 @@
                 <w:szCs w:val="24"/>
                 <w:u w:val="single"/>
               </w:rPr>
-              <w:t xml:space="preserve">11/11/2025 ATÉ: 13/11/2025</w:t>
+              <w:t xml:space="preserve">17/11/2026 ATÉ: 19/11/2026</w:t>
             </w:r>
           </w:p>
         </w:tc>
@@ -501,7 +501,7 @@
                 <w:szCs w:val="24"/>
                 <w:u w:val="single"/>
               </w:rPr>
-              <w:t xml:space="preserve">14/11/2025 ATÉ: 16/11/2025</w:t>
+              <w:t xml:space="preserve">20/11/2026 ATÉ: 22/11/2026</w:t>
             </w:r>
           </w:p>
         </w:tc>
@@ -564,7 +564,7 @@
                 <w:szCs w:val="24"/>
                 <w:u w:val="single"/>
               </w:rPr>
-              <w:t xml:space="preserve">17/11/2025 ATÉ: 17/11/2025</w:t>
+              <w:t xml:space="preserve">23/11/2026 ATÉ: 23/11/2026</w:t>
             </w:r>
           </w:p>
         </w:tc>
@@ -630,28 +630,6 @@
             </w:rPr>
             <w:t xml:space="preserve"/>
             <w:br/>
-            <w:t xml:space="preserve"/>
-            <w:br/>
-            <w:t xml:space="preserve"/>
-            <w:br/>
-            <w:t xml:space="preserve"/>
-            <w:br/>
-            <w:t xml:space="preserve"/>
-          </w:r>
-          <w:r>
-            <w:rPr>
-              <w:b/>
-              <w:i/>
-              <w:rFonts w:ascii="Abel" w:hAnsi="Abel" w:cs="Abel"/>
-            </w:rPr>
-            <w:t xml:space="preserve">ANÁLISE DE PROJETOS VIA SISTEMA</w:t>
-          </w:r>
-          <w:r>
-            <w:rPr>
-              <w:rFonts w:ascii="Abel" w:hAnsi="Abel" w:cs="Abel"/>
-            </w:rPr>
-            <w:t xml:space="preserve"/>
-            <w:br/>
             <w:t xml:space="preserve"> Sistema on-line para a análise do projeto e documentação;</w:t>
             <w:br/>
             <w:t xml:space="preserve"> Análise dos projetos de acordo com as normas de montagem do evento;</w:t>
@@ -660,33 +638,7 @@
             <w:br/>
             <w:t xml:space="preserve"/>
             <w:br/>
-            <w:t xml:space="preserve">• 1 Sistema AnáLise De Projetos, 1 Diária(s), de: 10/11/2025 até: 10/11/2025</w:t>
-            <w:br/>
-            <w:t xml:space="preserve"/>
-            <w:br/>
-            <w:t xml:space="preserve">• 1 Analista De Projetos, 30 Diária(s), de: 12/10/2025 até: 10/11/2025</w:t>
-            <w:br/>
-            <w:t xml:space="preserve"/>
-            <w:br/>
-            <w:t xml:space="preserve">1 </w:t>
-            <w:br/>
-            <w:t xml:space="preserve"/>
-            <w:br/>
-            <w:t xml:space="preserve"/>
-          </w:r>
-          <w:r>
-            <w:rPr>
-              <w:b/>
-              <w:i/>
-              <w:rFonts w:ascii="Abel" w:hAnsi="Abel" w:cs="Abel"/>
-            </w:rPr>
-            <w:t xml:space="preserve">ANALISTA DE PROJETOS</w:t>
-          </w:r>
-          <w:r>
-            <w:rPr>
-              <w:rFonts w:ascii="Abel" w:hAnsi="Abel" w:cs="Abel"/>
-            </w:rPr>
-            <w:t xml:space="preserve"/>
+            <w:t xml:space="preserve">• 1 Analista De Projetos, 30 Diária(s), de: 18/10/2026 até: 16/11/2026</w:t>
           </w:r>
         </w:t>
       </w:r>
@@ -1016,7 +968,7 @@
           <w:sz w:val="24"/>
           <w:szCs w:val="24"/>
         </w:rPr>
-        <w:t xml:space="preserve">• 1 Coordenador De ServiçOs, 8 Diária(s), de: 10/11/2025 até: 17/11/2025</w:t>
+        <w:t xml:space="preserve">• 1 Coordenador De ServiçOs, 8 Diária(s), de: 16/11/2026 até: 23/11/2026</w:t>
       </w:r>
     </w:p>
     <w:p>
@@ -1036,7 +988,7 @@
           <w:sz w:val="24"/>
           <w:szCs w:val="24"/>
         </w:rPr>
-        <w:t xml:space="preserve">• 1 Coordenador Operacional 1, 8 Diária(s), de: 10/11/2025 até: 17/11/2025</w:t>
+        <w:t xml:space="preserve">• 1 Coordenador Operacional 1, 8 Diária(s), de: 16/11/2026 até: 23/11/2026</w:t>
       </w:r>
     </w:p>
     <w:p>
@@ -1056,7 +1008,7 @@
           <w:sz w:val="24"/>
           <w:szCs w:val="24"/>
         </w:rPr>
-        <w:t xml:space="preserve">• 2 Fiscal Diurno, 8 Diária(s), de: 10/11/2025 até: 17/11/2025</w:t>
+        <w:t xml:space="preserve">• 4 Fiscal De MarcaçãO, 1 Diária(s), de: 16/11/2026 até: 16/11/2026</w:t>
       </w:r>
     </w:p>
     <w:p>
@@ -1076,7 +1028,7 @@
           <w:sz w:val="24"/>
           <w:szCs w:val="24"/>
         </w:rPr>
-        <w:t xml:space="preserve">• 2 Fiscal Noturno, 8 Diária(s), de: 10/11/2025 até: 17/11/2025</w:t>
+        <w:t xml:space="preserve">• 2 Fiscal Diurno, 8 Diária(s), de: 16/11/2026 até: 23/11/2026</w:t>
       </w:r>
     </w:p>
     <w:p>
@@ -1096,7 +1048,27 @@
           <w:sz w:val="24"/>
           <w:szCs w:val="24"/>
         </w:rPr>
-        <w:t xml:space="preserve">• 4 Fiscal De MarcaçãO, 1 Diária(s), de: 10/11/2025 até: 10/11/2025</w:t>
+        <w:t xml:space="preserve">• 2 Fiscal Noturno, 8 Diária(s), de: 16/11/2026 até: 23/11/2026</w:t>
+      </w:r>
+    </w:p>
+    <w:p>
+      <w:pPr>
+        <w:pStyle w:val="PargrafodaLista"/>
+        <w:spacing w:line="285" w:lineRule="atLeast"/>
+        <w:ind w:left="0"/>
+        <w:rPr>
+          <w:rFonts w:ascii="Abel" w:hAnsi="Abel"/>
+          <w:sz w:val="24"/>
+          <w:szCs w:val="24"/>
+        </w:rPr>
+      </w:pPr>
+      <w:r>
+        <w:rPr>
+          <w:rFonts w:ascii="Abel" w:hAnsi="Abel"/>
+          <w:sz w:val="24"/>
+          <w:szCs w:val="24"/>
+        </w:rPr>
+        <w:t xml:space="preserve">• 1 Sistema AnáLise De Projetos, 1 Diária(s), de: 16/11/2026 até: 16/11/2026</w:t>
       </w:r>
     </w:p>
     <w:p>
@@ -1353,7 +1325,7 @@
           <w:sz w:val="24"/>
           <w:szCs w:val="24"/>
         </w:rPr>
-        <w:t xml:space="preserve">2025</w:t>
+        <w:t xml:space="preserve">2026</w:t>
       </w:r>
       <w:r>
         <w:rPr>
@@ -1371,7 +1343,7 @@
           <w:sz w:val="24"/>
           <w:szCs w:val="24"/>
         </w:rPr>
-        <w:t xml:space="preserve">R$ 39.000,00</w:t>
+        <w:t xml:space="preserve">R$ 45.403,20</w:t>
       </w:r>
       <w:r>
         <w:rPr>
@@ -1550,7 +1522,7 @@
           <w:i/>
           <w:iCs/>
         </w:rPr>
-        <w:t xml:space="preserve">03/12/2025</w:t>
+        <w:t xml:space="preserve">15/09/2026</w:t>
       </w:r>
     </w:p>
     <w:p>
